--- a/docs/requirements/hw3_2024125083_최현재_요구사항정의서.docx
+++ b/docs/requirements/hw3_2024125083_최현재_요구사항정의서.docx
@@ -512,7 +512,7 @@
         </w:trPr>
         <w:tc>
           <w:tcPr>
-            <w:tcW w:w="1134" w:type="dxa"/>
+            <w:tcW w:w="1133" w:type="dxa"/>
             <w:shd w:val="clear" w:color="auto" w:fill="D9EAF7"/>
             <w:vAlign w:val="center"/>
           </w:tcPr>
@@ -531,7 +531,7 @@
         </w:tc>
         <w:tc>
           <w:tcPr>
-            <w:tcW w:w="1701" w:type="dxa"/>
+            <w:tcW w:w="1698" w:type="dxa"/>
             <w:shd w:val="clear" w:color="auto" w:fill="D9EAF7"/>
             <w:vAlign w:val="center"/>
           </w:tcPr>
@@ -550,7 +550,7 @@
         </w:tc>
         <w:tc>
           <w:tcPr>
-            <w:tcW w:w="1701" w:type="dxa"/>
+            <w:tcW w:w="1698" w:type="dxa"/>
             <w:shd w:val="clear" w:color="auto" w:fill="D9EAF7"/>
             <w:vAlign w:val="center"/>
           </w:tcPr>
@@ -569,7 +569,7 @@
         </w:tc>
         <w:tc>
           <w:tcPr>
-            <w:tcW w:w="3402" w:type="dxa"/>
+            <w:tcW w:w="3396" w:type="dxa"/>
             <w:shd w:val="clear" w:color="auto" w:fill="D9EAF7"/>
             <w:vAlign w:val="center"/>
           </w:tcPr>
@@ -588,7 +588,7 @@
         </w:tc>
         <w:tc>
           <w:tcPr>
-            <w:tcW w:w="2268" w:type="dxa"/>
+            <w:tcW w:w="2263" w:type="dxa"/>
             <w:shd w:val="clear" w:color="auto" w:fill="D9EAF7"/>
             <w:vAlign w:val="center"/>
           </w:tcPr>
@@ -608,11 +608,12 @@
       </w:tr>
       <w:tr>
         <w:trPr>
+          <w:trHeight w:val="351"/>
           <w:jc w:val="center"/>
         </w:trPr>
         <w:tc>
           <w:tcPr>
-            <w:tcW w:w="1134" w:type="dxa"/>
+            <w:tcW w:w="1133" w:type="dxa"/>
             <w:vAlign w:val="center"/>
           </w:tcPr>
           <w:p>
@@ -626,7 +627,7 @@
         </w:tc>
         <w:tc>
           <w:tcPr>
-            <w:tcW w:w="1701" w:type="dxa"/>
+            <w:tcW w:w="1698" w:type="dxa"/>
             <w:vAlign w:val="center"/>
           </w:tcPr>
           <w:p>
@@ -653,7 +654,7 @@
         </w:tc>
         <w:tc>
           <w:tcPr>
-            <w:tcW w:w="1701" w:type="dxa"/>
+            <w:tcW w:w="1698" w:type="dxa"/>
             <w:vAlign w:val="center"/>
           </w:tcPr>
           <w:p>
@@ -667,7 +668,7 @@
         </w:tc>
         <w:tc>
           <w:tcPr>
-            <w:tcW w:w="3402" w:type="dxa"/>
+            <w:tcW w:w="3396" w:type="dxa"/>
             <w:vAlign w:val="center"/>
           </w:tcPr>
           <w:p>
@@ -687,12 +688,197 @@
         </w:tc>
         <w:tc>
           <w:tcPr>
-            <w:tcW w:w="2268" w:type="dxa"/>
+            <w:tcW w:w="2263" w:type="dxa"/>
             <w:vAlign w:val="center"/>
           </w:tcPr>
           <w:p>
             <w:pPr>
               <w:rPr>
+                <w:rFonts w:hint="eastAsia"/>
+                <w:lang w:eastAsia="ko-KR"/>
+              </w:rPr>
+            </w:pPr>
+          </w:p>
+        </w:tc>
+      </w:tr>
+      <w:tr>
+        <w:trPr>
+          <w:trHeight w:val="351"/>
+          <w:jc w:val="center"/>
+        </w:trPr>
+        <w:tc>
+          <w:tcPr>
+            <w:tcW w:w="1133" w:type="dxa"/>
+            <w:vAlign w:val="center"/>
+          </w:tcPr>
+          <w:p>
+            <w:pPr>
+              <w:rPr>
+                <w:rFonts w:hint="eastAsia"/>
+                <w:sz w:val="17"/>
+                <w:lang w:eastAsia="ko-KR"/>
+              </w:rPr>
+            </w:pPr>
+            <w:r>
+              <w:rPr>
+                <w:rFonts w:hint="eastAsia"/>
+                <w:sz w:val="17"/>
+                <w:lang w:eastAsia="ko-KR"/>
+              </w:rPr>
+              <w:t>1,0,1</w:t>
+            </w:r>
+          </w:p>
+        </w:tc>
+        <w:tc>
+          <w:tcPr>
+            <w:tcW w:w="1698" w:type="dxa"/>
+            <w:vAlign w:val="center"/>
+          </w:tcPr>
+          <w:p>
+            <w:pPr>
+              <w:rPr>
+                <w:rFonts w:hint="eastAsia"/>
+                <w:sz w:val="17"/>
+                <w:lang w:eastAsia="ko-KR"/>
+              </w:rPr>
+            </w:pPr>
+            <w:r>
+              <w:rPr>
+                <w:rFonts w:hint="eastAsia"/>
+                <w:sz w:val="17"/>
+                <w:lang w:eastAsia="ko-KR"/>
+              </w:rPr>
+              <w:t>2026-05-24</w:t>
+            </w:r>
+          </w:p>
+        </w:tc>
+        <w:tc>
+          <w:tcPr>
+            <w:tcW w:w="1698" w:type="dxa"/>
+            <w:vAlign w:val="center"/>
+          </w:tcPr>
+          <w:p>
+            <w:pPr>
+              <w:rPr>
+                <w:sz w:val="17"/>
+              </w:rPr>
+            </w:pPr>
+            <w:proofErr w:type="spellStart"/>
+            <w:r>
+              <w:rPr>
+                <w:rFonts w:hint="eastAsia"/>
+                <w:sz w:val="17"/>
+                <w:lang w:eastAsia="ko-KR"/>
+              </w:rPr>
+              <w:t>최현재</w:t>
+            </w:r>
+            <w:proofErr w:type="spellEnd"/>
+          </w:p>
+        </w:tc>
+        <w:tc>
+          <w:tcPr>
+            <w:tcW w:w="3396" w:type="dxa"/>
+            <w:vAlign w:val="center"/>
+          </w:tcPr>
+          <w:p>
+            <w:pPr>
+              <w:rPr>
+                <w:sz w:val="17"/>
+                <w:lang w:eastAsia="ko-KR"/>
+              </w:rPr>
+            </w:pPr>
+            <w:r>
+              <w:rPr>
+                <w:rFonts w:hint="eastAsia"/>
+                <w:sz w:val="17"/>
+                <w:lang w:eastAsia="ko-KR"/>
+              </w:rPr>
+              <w:t xml:space="preserve">우선순위 변경 </w:t>
+            </w:r>
+          </w:p>
+        </w:tc>
+        <w:tc>
+          <w:tcPr>
+            <w:tcW w:w="2263" w:type="dxa"/>
+            <w:vAlign w:val="center"/>
+          </w:tcPr>
+          <w:p>
+            <w:pPr>
+              <w:rPr>
+                <w:rFonts w:hint="eastAsia"/>
+                <w:lang w:eastAsia="ko-KR"/>
+              </w:rPr>
+            </w:pPr>
+          </w:p>
+        </w:tc>
+      </w:tr>
+      <w:tr>
+        <w:trPr>
+          <w:trHeight w:val="351"/>
+          <w:jc w:val="center"/>
+        </w:trPr>
+        <w:tc>
+          <w:tcPr>
+            <w:tcW w:w="1133" w:type="dxa"/>
+            <w:vAlign w:val="center"/>
+          </w:tcPr>
+          <w:p>
+            <w:pPr>
+              <w:rPr>
+                <w:sz w:val="17"/>
+              </w:rPr>
+            </w:pPr>
+          </w:p>
+        </w:tc>
+        <w:tc>
+          <w:tcPr>
+            <w:tcW w:w="1698" w:type="dxa"/>
+            <w:vAlign w:val="center"/>
+          </w:tcPr>
+          <w:p>
+            <w:pPr>
+              <w:rPr>
+                <w:sz w:val="17"/>
+              </w:rPr>
+            </w:pPr>
+          </w:p>
+        </w:tc>
+        <w:tc>
+          <w:tcPr>
+            <w:tcW w:w="1698" w:type="dxa"/>
+            <w:vAlign w:val="center"/>
+          </w:tcPr>
+          <w:p>
+            <w:pPr>
+              <w:rPr>
+                <w:sz w:val="17"/>
+              </w:rPr>
+            </w:pPr>
+          </w:p>
+        </w:tc>
+        <w:tc>
+          <w:tcPr>
+            <w:tcW w:w="3396" w:type="dxa"/>
+            <w:vAlign w:val="center"/>
+          </w:tcPr>
+          <w:p>
+            <w:pPr>
+              <w:rPr>
+                <w:sz w:val="17"/>
+                <w:lang w:eastAsia="ko-KR"/>
+              </w:rPr>
+            </w:pPr>
+          </w:p>
+        </w:tc>
+        <w:tc>
+          <w:tcPr>
+            <w:tcW w:w="2263" w:type="dxa"/>
+            <w:vAlign w:val="center"/>
+          </w:tcPr>
+          <w:p>
+            <w:pPr>
+              <w:rPr>
+                <w:rFonts w:hint="eastAsia"/>
                 <w:lang w:eastAsia="ko-KR"/>
               </w:rPr>
             </w:pPr>
@@ -3500,11 +3686,18 @@
             <w:vAlign w:val="center"/>
           </w:tcPr>
           <w:p>
-            <w:r>
-              <w:rPr>
-                <w:sz w:val="16"/>
-              </w:rPr>
-              <w:t>상</w:t>
+            <w:pPr>
+              <w:rPr>
+                <w:rFonts w:hint="eastAsia"/>
+                <w:lang w:eastAsia="ko-KR"/>
+              </w:rPr>
+            </w:pPr>
+            <w:r>
+              <w:rPr>
+                <w:rFonts w:hint="eastAsia"/>
+                <w:lang w:eastAsia="ko-KR"/>
+              </w:rPr>
+              <w:t>중</w:t>
             </w:r>
           </w:p>
         </w:tc>
@@ -3513,6 +3706,9 @@
     <w:p>
       <w:pPr>
         <w:spacing w:after="40"/>
+        <w:rPr>
+          <w:lang w:eastAsia="ko-KR"/>
+        </w:rPr>
       </w:pPr>
     </w:p>
     <w:p>
@@ -3526,7 +3722,61 @@
           <w:color w:val="000000"/>
           <w:sz w:val="24"/>
         </w:rPr>
-        <w:t>2.1.5 주문 프로세스 관리 기능</w:t>
+        <w:t xml:space="preserve">2.1.5 </w:t>
+      </w:r>
+      <w:proofErr w:type="spellStart"/>
+      <w:r>
+        <w:rPr>
+          <w:rFonts w:ascii="나눔고딕" w:eastAsia="나눔고딕" w:hAnsi="나눔고딕"/>
+          <w:color w:val="000000"/>
+          <w:sz w:val="24"/>
+        </w:rPr>
+        <w:t>주문</w:t>
+      </w:r>
+      <w:proofErr w:type="spellEnd"/>
+      <w:r>
+        <w:rPr>
+          <w:rFonts w:ascii="나눔고딕" w:eastAsia="나눔고딕" w:hAnsi="나눔고딕"/>
+          <w:color w:val="000000"/>
+          <w:sz w:val="24"/>
+        </w:rPr>
+        <w:t xml:space="preserve"> </w:t>
+      </w:r>
+      <w:proofErr w:type="spellStart"/>
+      <w:r>
+        <w:rPr>
+          <w:rFonts w:ascii="나눔고딕" w:eastAsia="나눔고딕" w:hAnsi="나눔고딕"/>
+          <w:color w:val="000000"/>
+          <w:sz w:val="24"/>
+        </w:rPr>
+        <w:t>프로세스</w:t>
+      </w:r>
+      <w:proofErr w:type="spellEnd"/>
+      <w:r>
+        <w:rPr>
+          <w:rFonts w:ascii="나눔고딕" w:eastAsia="나눔고딕" w:hAnsi="나눔고딕"/>
+          <w:color w:val="000000"/>
+          <w:sz w:val="24"/>
+        </w:rPr>
+        <w:t xml:space="preserve"> </w:t>
+      </w:r>
+      <w:proofErr w:type="spellStart"/>
+      <w:r>
+        <w:rPr>
+          <w:rFonts w:ascii="나눔고딕" w:eastAsia="나눔고딕" w:hAnsi="나눔고딕"/>
+          <w:color w:val="000000"/>
+          <w:sz w:val="24"/>
+        </w:rPr>
+        <w:t>관리</w:t>
+      </w:r>
+      <w:proofErr w:type="spellEnd"/>
+      <w:r>
+        <w:rPr>
+          <w:rFonts w:ascii="나눔고딕" w:eastAsia="나눔고딕" w:hAnsi="나눔고딕"/>
+          <w:color w:val="000000"/>
+          <w:sz w:val="24"/>
+        </w:rPr>
+        <w:t xml:space="preserve"> 기능</w:t>
       </w:r>
     </w:p>
     <w:tbl>
@@ -3655,9 +3905,16 @@
             <w:vAlign w:val="center"/>
           </w:tcPr>
           <w:p>
-            <w:r>
-              <w:rPr>
-                <w:sz w:val="16"/>
+            <w:pPr>
+              <w:rPr>
+                <w:rFonts w:hint="eastAsia"/>
+                <w:lang w:eastAsia="ko-KR"/>
+              </w:rPr>
+            </w:pPr>
+            <w:r>
+              <w:rPr>
+                <w:rFonts w:hint="eastAsia"/>
+                <w:lang w:eastAsia="ko-KR"/>
               </w:rPr>
               <w:t>상</w:t>
             </w:r>
@@ -4129,11 +4386,18 @@
             <w:vAlign w:val="center"/>
           </w:tcPr>
           <w:p>
-            <w:r>
-              <w:rPr>
-                <w:sz w:val="16"/>
-              </w:rPr>
-              <w:t>중</w:t>
+            <w:pPr>
+              <w:rPr>
+                <w:rFonts w:hint="eastAsia"/>
+                <w:lang w:eastAsia="ko-KR"/>
+              </w:rPr>
+            </w:pPr>
+            <w:r>
+              <w:rPr>
+                <w:rFonts w:hint="eastAsia"/>
+                <w:lang w:eastAsia="ko-KR"/>
+              </w:rPr>
+              <w:t>하</w:t>
             </w:r>
           </w:p>
         </w:tc>
@@ -4443,11 +4707,18 @@
             <w:vAlign w:val="center"/>
           </w:tcPr>
           <w:p>
-            <w:r>
-              <w:rPr>
-                <w:sz w:val="16"/>
-              </w:rPr>
-              <w:t>중</w:t>
+            <w:pPr>
+              <w:rPr>
+                <w:rFonts w:hint="eastAsia"/>
+                <w:lang w:eastAsia="ko-KR"/>
+              </w:rPr>
+            </w:pPr>
+            <w:r>
+              <w:rPr>
+                <w:rFonts w:hint="eastAsia"/>
+                <w:lang w:eastAsia="ko-KR"/>
+              </w:rPr>
+              <w:t>하</w:t>
             </w:r>
           </w:p>
         </w:tc>
@@ -8254,7 +8525,6 @@
     <w:p>
       <w:pPr>
         <w:rPr>
-          <w:rFonts w:hint="eastAsia"/>
           <w:lang w:eastAsia="ko-KR"/>
         </w:rPr>
       </w:pPr>
